--- a/public/assets/files/stacjonarne/SKOA.docx
+++ b/public/assets/files/stacjonarne/SKOA.docx
@@ -523,6 +523,7 @@
                 <w:i w:val="0"/>
                 <w:sz w:val="22"/>
               </w:rPr>
+              <w:t>I</w:t>
             </w:r>
           </w:p>
         </w:tc>
@@ -560,6 +561,7 @@
                 <w:i w:val="0"/>
                 <w:sz w:val="22"/>
               </w:rPr>
+              <w:t>obligatoryjny</w:t>
             </w:r>
           </w:p>
         </w:tc>

--- a/public/assets/files/stacjonarne/SKOA.docx
+++ b/public/assets/files/stacjonarne/SKOA.docx
@@ -681,12 +681,22 @@
         <w:tblW w:w="5000" w:type="pct"/>
       </w:tblPr>
       <w:tblGrid>
-        <w:gridCol w:w="9972"/>
+        <w:gridCol w:w="997"/>
+        <w:gridCol w:w="997"/>
+        <w:gridCol w:w="997"/>
+        <w:gridCol w:w="997"/>
+        <w:gridCol w:w="997"/>
+        <w:gridCol w:w="997"/>
+        <w:gridCol w:w="997"/>
+        <w:gridCol w:w="997"/>
+        <w:gridCol w:w="997"/>
+        <w:gridCol w:w="997"/>
       </w:tblGrid>
       <w:tr>
         <w:tc>
           <w:tcPr>
-            <w:tcW w:type="dxa" w:w="9972"/>
+            <w:tcW w:type="dxa" w:w="9970"/>
+            <w:gridSpan w:val="10"/>
             <w:shd w:val="clear" w:color="auto" w:fill="D9D9D9"/>
           </w:tcPr>
           <w:p>
@@ -705,31 +715,34 @@
           </w:p>
         </w:tc>
       </w:tr>
-    </w:tbl>
-    <w:tbl>
-      <w:tblPr>
-        <w:tblW w:type="auto" w:w="0"/>
-        <w:tblLook w:firstColumn="1" w:firstRow="1" w:lastColumn="0" w:lastRow="0" w:noHBand="0" w:noVBand="1" w:val="04A0"/>
-        <w:tblBorders>
-          <w:top w:val="single" w:sz="4" w:space="0" w:color="000000"/>
-          <w:left w:val="single" w:sz="4" w:space="0" w:color="000000"/>
-          <w:bottom w:val="single" w:sz="4" w:space="0" w:color="000000"/>
-          <w:right w:val="single" w:sz="4" w:space="0" w:color="000000"/>
-          <w:insideH w:val="single" w:sz="4" w:space="0" w:color="000000"/>
-          <w:insideV w:val="single" w:sz="4" w:space="0" w:color="000000"/>
-        </w:tblBorders>
-        <w:tblW w:w="5000" w:type="pct"/>
-      </w:tblPr>
-      <w:tblGrid>
-        <w:gridCol w:w="2493"/>
-        <w:gridCol w:w="2493"/>
-        <w:gridCol w:w="2493"/>
-        <w:gridCol w:w="2493"/>
-      </w:tblGrid>
       <w:tr>
         <w:tc>
           <w:tcPr>
-            <w:tcW w:type="dxa" w:w="2493"/>
+            <w:tcW w:type="dxa" w:w="9970"/>
+            <w:gridSpan w:val="10"/>
+            <w:shd w:val="clear" w:color="auto" w:fill="D9D9D9"/>
+          </w:tcPr>
+          <w:p>
+            <w:pPr>
+              <w:spacing w:before="20" w:after="20"/>
+            </w:pPr>
+            <w:r>
+              <w:rPr>
+                <w:rFonts w:ascii="Aptos" w:hAnsi="Aptos"/>
+                <w:b w:val="0"/>
+                <w:i w:val="0"/>
+                <w:sz w:val="16"/>
+              </w:rPr>
+              <w:t>Wymiar godzinowy (liczba godzin w semestrze)</w:t>
+            </w:r>
+          </w:p>
+        </w:tc>
+      </w:tr>
+      <w:tr>
+        <w:tc>
+          <w:tcPr>
+            <w:tcW w:type="dxa" w:w="1994"/>
+            <w:gridSpan w:val="2"/>
             <w:shd w:val="clear" w:color="auto" w:fill="D9D9D9"/>
           </w:tcPr>
           <w:p>
@@ -749,7 +762,8 @@
         </w:tc>
         <w:tc>
           <w:tcPr>
-            <w:tcW w:type="dxa" w:w="2493"/>
+            <w:tcW w:type="dxa" w:w="2991"/>
+            <w:gridSpan w:val="3"/>
             <w:shd w:val="clear" w:color="auto" w:fill="D9D9D9"/>
           </w:tcPr>
           <w:p>
@@ -769,7 +783,8 @@
         </w:tc>
         <w:tc>
           <w:tcPr>
-            <w:tcW w:type="dxa" w:w="2493"/>
+            <w:tcW w:type="dxa" w:w="2991"/>
+            <w:gridSpan w:val="3"/>
             <w:shd w:val="clear" w:color="auto" w:fill="D9D9D9"/>
           </w:tcPr>
           <w:p>
@@ -789,7 +804,8 @@
         </w:tc>
         <w:tc>
           <w:tcPr>
-            <w:tcW w:type="dxa" w:w="2493"/>
+            <w:tcW w:type="dxa" w:w="1994"/>
+            <w:gridSpan w:val="2"/>
             <w:shd w:val="clear" w:color="auto" w:fill="D9D9D9"/>
           </w:tcPr>
           <w:p>
@@ -811,7 +827,8 @@
       <w:tr>
         <w:tc>
           <w:tcPr>
-            <w:tcW w:type="dxa" w:w="2493"/>
+            <w:tcW w:type="dxa" w:w="1994"/>
+            <w:gridSpan w:val="2"/>
           </w:tcPr>
           <w:p>
             <w:pPr>
@@ -830,7 +847,8 @@
         </w:tc>
         <w:tc>
           <w:tcPr>
-            <w:tcW w:type="dxa" w:w="2493"/>
+            <w:tcW w:type="dxa" w:w="2991"/>
+            <w:gridSpan w:val="3"/>
           </w:tcPr>
           <w:p>
             <w:pPr>
@@ -849,7 +867,8 @@
         </w:tc>
         <w:tc>
           <w:tcPr>
-            <w:tcW w:type="dxa" w:w="2493"/>
+            <w:tcW w:type="dxa" w:w="2991"/>
+            <w:gridSpan w:val="3"/>
           </w:tcPr>
           <w:p>
             <w:pPr>
@@ -868,7 +887,8 @@
         </w:tc>
         <w:tc>
           <w:tcPr>
-            <w:tcW w:type="dxa" w:w="2493"/>
+            <w:tcW w:type="dxa" w:w="1994"/>
+            <w:gridSpan w:val="2"/>
           </w:tcPr>
           <w:p>
             <w:pPr>
@@ -886,30 +906,34 @@
           </w:p>
         </w:tc>
       </w:tr>
-    </w:tbl>
-    <w:tbl>
-      <w:tblPr>
-        <w:tblW w:type="auto" w:w="0"/>
-        <w:tblLook w:firstColumn="1" w:firstRow="1" w:lastColumn="0" w:lastRow="0" w:noHBand="0" w:noVBand="1" w:val="04A0"/>
-        <w:tblBorders>
-          <w:top w:val="single" w:sz="4" w:space="0" w:color="000000"/>
-          <w:left w:val="single" w:sz="4" w:space="0" w:color="000000"/>
-          <w:bottom w:val="single" w:sz="4" w:space="0" w:color="000000"/>
-          <w:right w:val="single" w:sz="4" w:space="0" w:color="000000"/>
-          <w:insideH w:val="single" w:sz="4" w:space="0" w:color="000000"/>
-          <w:insideV w:val="single" w:sz="4" w:space="0" w:color="000000"/>
-        </w:tblBorders>
-        <w:tblW w:w="5000" w:type="pct"/>
-      </w:tblPr>
-      <w:tblGrid>
-        <w:gridCol w:w="3324"/>
-        <w:gridCol w:w="3324"/>
-        <w:gridCol w:w="3324"/>
-      </w:tblGrid>
       <w:tr>
         <w:tc>
           <w:tcPr>
-            <w:tcW w:type="dxa" w:w="3324"/>
+            <w:tcW w:type="dxa" w:w="9970"/>
+            <w:gridSpan w:val="10"/>
+            <w:shd w:val="clear" w:color="auto" w:fill="D9D9D9"/>
+          </w:tcPr>
+          <w:p>
+            <w:pPr>
+              <w:spacing w:before="20" w:after="20"/>
+            </w:pPr>
+            <w:r>
+              <w:rPr>
+                <w:rFonts w:ascii="Aptos" w:hAnsi="Aptos"/>
+                <w:b/>
+                <w:i w:val="0"/>
+                <w:sz w:val="22"/>
+              </w:rPr>
+              <w:t>Bilans ECTS</w:t>
+            </w:r>
+          </w:p>
+        </w:tc>
+      </w:tr>
+      <w:tr>
+        <w:tc>
+          <w:tcPr>
+            <w:tcW w:type="dxa" w:w="4985"/>
+            <w:gridSpan w:val="5"/>
             <w:shd w:val="clear" w:color="auto" w:fill="D9D9D9"/>
           </w:tcPr>
           <w:p>
@@ -929,7 +953,8 @@
         </w:tc>
         <w:tc>
           <w:tcPr>
-            <w:tcW w:type="dxa" w:w="3324"/>
+            <w:tcW w:type="dxa" w:w="2991"/>
+            <w:gridSpan w:val="3"/>
             <w:shd w:val="clear" w:color="auto" w:fill="D9D9D9"/>
           </w:tcPr>
           <w:p>
@@ -949,7 +974,8 @@
         </w:tc>
         <w:tc>
           <w:tcPr>
-            <w:tcW w:type="dxa" w:w="3324"/>
+            <w:tcW w:type="dxa" w:w="1994"/>
+            <w:gridSpan w:val="2"/>
             <w:shd w:val="clear" w:color="auto" w:fill="D9D9D9"/>
           </w:tcPr>
           <w:p>
@@ -971,7 +997,8 @@
       <w:tr>
         <w:tc>
           <w:tcPr>
-            <w:tcW w:type="dxa" w:w="3324"/>
+            <w:tcW w:type="dxa" w:w="4985"/>
+            <w:gridSpan w:val="5"/>
           </w:tcPr>
           <w:p>
             <w:pPr>
@@ -990,7 +1017,8 @@
         </w:tc>
         <w:tc>
           <w:tcPr>
-            <w:tcW w:type="dxa" w:w="3324"/>
+            <w:tcW w:type="dxa" w:w="2991"/>
+            <w:gridSpan w:val="3"/>
           </w:tcPr>
           <w:p>
             <w:pPr>
@@ -1009,7 +1037,8 @@
         </w:tc>
         <w:tc>
           <w:tcPr>
-            <w:tcW w:type="dxa" w:w="3324"/>
+            <w:tcW w:type="dxa" w:w="1994"/>
+            <w:gridSpan w:val="2"/>
           </w:tcPr>
           <w:p>
             <w:pPr>
@@ -1030,7 +1059,8 @@
       <w:tr>
         <w:tc>
           <w:tcPr>
-            <w:tcW w:type="dxa" w:w="3324"/>
+            <w:tcW w:type="dxa" w:w="4985"/>
+            <w:gridSpan w:val="5"/>
           </w:tcPr>
           <w:p>
             <w:pPr>
@@ -1049,7 +1079,8 @@
         </w:tc>
         <w:tc>
           <w:tcPr>
-            <w:tcW w:type="dxa" w:w="3324"/>
+            <w:tcW w:type="dxa" w:w="2991"/>
+            <w:gridSpan w:val="3"/>
           </w:tcPr>
           <w:p>
             <w:pPr>
@@ -1068,7 +1099,8 @@
         </w:tc>
         <w:tc>
           <w:tcPr>
-            <w:tcW w:type="dxa" w:w="3324"/>
+            <w:tcW w:type="dxa" w:w="1994"/>
+            <w:gridSpan w:val="2"/>
           </w:tcPr>
           <w:p>
             <w:pPr>
@@ -1089,7 +1121,29 @@
       <w:tr>
         <w:tc>
           <w:tcPr>
-            <w:tcW w:type="dxa" w:w="3324"/>
+            <w:tcW w:type="dxa" w:w="4985"/>
+            <w:gridSpan w:val="5"/>
+            <w:shd w:val="clear" w:color="auto" w:fill="D9D9D9"/>
+          </w:tcPr>
+          <w:p>
+            <w:pPr>
+              <w:spacing w:before="20" w:after="20"/>
+            </w:pPr>
+            <w:r>
+              <w:rPr>
+                <w:rFonts w:ascii="Aptos" w:hAnsi="Aptos"/>
+                <w:b/>
+                <w:i w:val="0"/>
+                <w:sz w:val="16"/>
+              </w:rPr>
+              <w:t>Opis samodzielnej pracy studenta</w:t>
+            </w:r>
+          </w:p>
+        </w:tc>
+        <w:tc>
+          <w:tcPr>
+            <w:tcW w:type="dxa" w:w="4985"/>
+            <w:gridSpan w:val="5"/>
           </w:tcPr>
           <w:p>
             <w:pPr>
@@ -1102,45 +1156,7 @@
                 <w:i w:val="0"/>
                 <w:sz w:val="22"/>
               </w:rPr>
-              <w:t>Suma</w:t>
-            </w:r>
-          </w:p>
-        </w:tc>
-        <w:tc>
-          <w:tcPr>
-            <w:tcW w:type="dxa" w:w="3324"/>
-          </w:tcPr>
-          <w:p>
-            <w:pPr>
-              <w:spacing w:before="20" w:after="20"/>
-            </w:pPr>
-            <w:r>
-              <w:rPr>
-                <w:rFonts w:ascii="Aptos" w:hAnsi="Aptos"/>
-                <w:b w:val="0"/>
-                <w:i w:val="0"/>
-                <w:sz w:val="22"/>
-              </w:rPr>
-              <w:t>125</w:t>
-            </w:r>
-          </w:p>
-        </w:tc>
-        <w:tc>
-          <w:tcPr>
-            <w:tcW w:type="dxa" w:w="3324"/>
-          </w:tcPr>
-          <w:p>
-            <w:pPr>
-              <w:spacing w:before="20" w:after="20"/>
-            </w:pPr>
-            <w:r>
-              <w:rPr>
-                <w:rFonts w:ascii="Aptos" w:hAnsi="Aptos"/>
-                <w:b w:val="0"/>
-                <w:i w:val="0"/>
-                <w:sz w:val="22"/>
-              </w:rPr>
-              <w:t>5</w:t>
+              <w:t>Samodzielna konfiguracja sieci w symulatorze Cisco Packet Tracer; ćwiczenia z adresacji IP; przygotowanie do kolokwium i egzaminu z sieci komputerowych.</w:t>
             </w:r>
           </w:p>
         </w:tc>
@@ -1251,7 +1267,84 @@
           <w:tcPr>
             <w:tcW w:type="dxa" w:w="9972"/>
           </w:tcPr>
-          <w:p/>
+          <w:p>
+            <w:pPr>
+              <w:spacing w:before="20" w:after="20"/>
+            </w:pPr>
+            <w:r>
+              <w:rPr>
+                <w:rFonts w:ascii="Aptos" w:hAnsi="Aptos"/>
+                <w:b/>
+                <w:sz w:val="22"/>
+              </w:rPr>
+              <w:t>Wykład:</w:t>
+            </w:r>
+          </w:p>
+          <w:p>
+            <w:pPr>
+              <w:spacing w:before="20" w:after="20"/>
+            </w:pPr>
+            <w:r>
+              <w:rPr>
+                <w:rFonts w:ascii="Aptos" w:hAnsi="Aptos"/>
+                <w:b w:val="0"/>
+                <w:sz w:val="22"/>
+              </w:rPr>
+              <w:t>• wykład z prezentacją multimedialną</w:t>
+            </w:r>
+          </w:p>
+          <w:p>
+            <w:pPr>
+              <w:spacing w:before="20" w:after="20"/>
+            </w:pPr>
+            <w:r>
+              <w:rPr>
+                <w:rFonts w:ascii="Aptos" w:hAnsi="Aptos"/>
+                <w:b w:val="0"/>
+                <w:sz w:val="22"/>
+              </w:rPr>
+              <w:t>• wykład konwersatoryjny (z elementami dyskusji)</w:t>
+            </w:r>
+          </w:p>
+          <w:p>
+            <w:pPr>
+              <w:spacing w:before="20" w:after="20"/>
+            </w:pPr>
+            <w:r>
+              <w:rPr>
+                <w:rFonts w:ascii="Aptos" w:hAnsi="Aptos"/>
+                <w:b/>
+                <w:sz w:val="22"/>
+              </w:rPr>
+              <w:t>Ćwiczenia / Laboratorium:</w:t>
+            </w:r>
+          </w:p>
+          <w:p>
+            <w:pPr>
+              <w:spacing w:before="20" w:after="20"/>
+            </w:pPr>
+            <w:r>
+              <w:rPr>
+                <w:rFonts w:ascii="Aptos" w:hAnsi="Aptos"/>
+                <w:b w:val="0"/>
+                <w:sz w:val="22"/>
+              </w:rPr>
+              <w:t>• rozwiązywanie zadań</w:t>
+            </w:r>
+          </w:p>
+          <w:p>
+            <w:pPr>
+              <w:spacing w:before="20" w:after="20"/>
+            </w:pPr>
+            <w:r>
+              <w:rPr>
+                <w:rFonts w:ascii="Aptos" w:hAnsi="Aptos"/>
+                <w:b w:val="0"/>
+                <w:sz w:val="22"/>
+              </w:rPr>
+              <w:t>• warsztaty</w:t>
+            </w:r>
+          </w:p>
         </w:tc>
       </w:tr>
     </w:tbl>
@@ -1502,103 +1595,7 @@
                 <w:rFonts w:ascii="Aptos" w:hAnsi="Aptos"/>
                 <w:sz w:val="22"/>
               </w:rPr>
-              <w:t>1. Ćwiczenia / Laboratorium:</w:t>
-            </w:r>
-          </w:p>
-          <w:p>
-            <w:pPr>
-              <w:spacing w:before="20" w:after="20"/>
-            </w:pPr>
-            <w:r>
-              <w:rPr>
-                <w:rFonts w:ascii="Aptos" w:hAnsi="Aptos"/>
-                <w:sz w:val="22"/>
-              </w:rPr>
-              <w:t>2. rozwiązywanie zadań</w:t>
-            </w:r>
-          </w:p>
-          <w:p>
-            <w:pPr>
-              <w:spacing w:before="20" w:after="20"/>
-            </w:pPr>
-            <w:r>
-              <w:rPr>
-                <w:rFonts w:ascii="Aptos" w:hAnsi="Aptos"/>
-                <w:sz w:val="22"/>
-              </w:rPr>
-              <w:t>3. ćwiczenia projektowe realizowane praktycznie na urządzeniach Cisco na wyposażeniu laboratorium</w:t>
-            </w:r>
-          </w:p>
-          <w:p>
-            <w:pPr>
-              <w:spacing w:before="20" w:after="20"/>
-            </w:pPr>
-            <w:r>
-              <w:rPr>
-                <w:rFonts w:ascii="Aptos" w:hAnsi="Aptos"/>
-                <w:sz w:val="22"/>
-              </w:rPr>
-              <w:t>4. projektowanie sieci w wykorzystaniem   symulatora sieci Cisco Packet Tracer</w:t>
-            </w:r>
-          </w:p>
-          <w:p>
-            <w:pPr>
-              <w:spacing w:before="20" w:after="20"/>
-            </w:pPr>
-            <w:r>
-              <w:rPr>
-                <w:rFonts w:ascii="Aptos" w:hAnsi="Aptos"/>
-                <w:sz w:val="22"/>
-              </w:rPr>
-              <w:t>5. Ćwiczenia/Laboratorium</w:t>
-            </w:r>
-          </w:p>
-          <w:p>
-            <w:pPr>
-              <w:spacing w:before="20" w:after="20"/>
-            </w:pPr>
-            <w:r>
-              <w:rPr>
-                <w:rFonts w:ascii="Aptos" w:hAnsi="Aptos"/>
-                <w:sz w:val="22"/>
-              </w:rPr>
-              <w:t>6. Kryteria oceny</w:t>
-            </w:r>
-          </w:p>
-          <w:p>
-            <w:pPr>
-              <w:spacing w:before="20" w:after="20"/>
-            </w:pPr>
-            <w:r>
-              <w:rPr>
-                <w:rFonts w:ascii="Aptos" w:hAnsi="Aptos"/>
-                <w:sz w:val="22"/>
-              </w:rPr>
-              <w:t>7. Ćwiczenia/Laboratorium/Projekt/Lektorat</w:t>
-            </w:r>
-          </w:p>
-          <w:p>
-            <w:pPr>
-              <w:spacing w:before="20" w:after="20"/>
-            </w:pPr>
-            <w:r>
-              <w:rPr>
-                <w:rFonts w:ascii="Aptos" w:hAnsi="Aptos"/>
-                <w:sz w:val="22"/>
-              </w:rPr>
-              <w:t>8. Ocenę stanowi 40% kolokwium z zakresu przyznawania  adresów IP v4 i v 6  , 40%  ćwiczenia praktyczne na urządzeniach Cisco  lub na symulatorze sieci Cisco Packet Tracer  wykonywane w trakcie zajęć, 20% aktywność</w:t>
-            </w:r>
-          </w:p>
-          <w:p>
-            <w:pPr>
-              <w:spacing w:before="20" w:after="20"/>
-            </w:pPr>
-            <w:r>
-              <w:rPr>
-                <w:rFonts w:ascii="Aptos" w:hAnsi="Aptos"/>
-                <w:sz w:val="22"/>
-              </w:rPr>
-              <w:t>9. Ocenę stanowi 45% wyniku uzyskanego na egzaminie,45% ocen otrzymywanych systematycznie w trakcie trwania semestru z tytułu realizacji modułów tematycznych(egzaminycząstkowe), 10% aktywność</w:t>
+              <w:t>1. egzamin pisemny</w:t>
             </w:r>
           </w:p>
         </w:tc>
@@ -1615,7 +1612,7 @@
                 <w:rFonts w:ascii="Aptos" w:hAnsi="Aptos"/>
                 <w:sz w:val="22"/>
               </w:rPr>
-              <w:t>1. Ćwiczenia / Laboratorium:</w:t>
+              <w:t>1. kolokwium</w:t>
             </w:r>
           </w:p>
           <w:p>
@@ -1627,91 +1624,7 @@
                 <w:rFonts w:ascii="Aptos" w:hAnsi="Aptos"/>
                 <w:sz w:val="22"/>
               </w:rPr>
-              <w:t>2. rozwiązywanie zadań</w:t>
-            </w:r>
-          </w:p>
-          <w:p>
-            <w:pPr>
-              <w:spacing w:before="20" w:after="20"/>
-            </w:pPr>
-            <w:r>
-              <w:rPr>
-                <w:rFonts w:ascii="Aptos" w:hAnsi="Aptos"/>
-                <w:sz w:val="22"/>
-              </w:rPr>
-              <w:t>3. ćwiczenia projektowe realizowane praktycznie na urządzeniach Cisco na wyposażeniu laboratorium</w:t>
-            </w:r>
-          </w:p>
-          <w:p>
-            <w:pPr>
-              <w:spacing w:before="20" w:after="20"/>
-            </w:pPr>
-            <w:r>
-              <w:rPr>
-                <w:rFonts w:ascii="Aptos" w:hAnsi="Aptos"/>
-                <w:sz w:val="22"/>
-              </w:rPr>
-              <w:t>4. projektowanie sieci w wykorzystaniem   symulatora sieci Cisco Packet Tracer</w:t>
-            </w:r>
-          </w:p>
-          <w:p>
-            <w:pPr>
-              <w:spacing w:before="20" w:after="20"/>
-            </w:pPr>
-            <w:r>
-              <w:rPr>
-                <w:rFonts w:ascii="Aptos" w:hAnsi="Aptos"/>
-                <w:sz w:val="22"/>
-              </w:rPr>
-              <w:t>5. Ćwiczenia/Laboratorium</w:t>
-            </w:r>
-          </w:p>
-          <w:p>
-            <w:pPr>
-              <w:spacing w:before="20" w:after="20"/>
-            </w:pPr>
-            <w:r>
-              <w:rPr>
-                <w:rFonts w:ascii="Aptos" w:hAnsi="Aptos"/>
-                <w:sz w:val="22"/>
-              </w:rPr>
-              <w:t>6. Kryteria oceny</w:t>
-            </w:r>
-          </w:p>
-          <w:p>
-            <w:pPr>
-              <w:spacing w:before="20" w:after="20"/>
-            </w:pPr>
-            <w:r>
-              <w:rPr>
-                <w:rFonts w:ascii="Aptos" w:hAnsi="Aptos"/>
-                <w:sz w:val="22"/>
-              </w:rPr>
-              <w:t>7. Ćwiczenia/Laboratorium/Projekt/Lektorat</w:t>
-            </w:r>
-          </w:p>
-          <w:p>
-            <w:pPr>
-              <w:spacing w:before="20" w:after="20"/>
-            </w:pPr>
-            <w:r>
-              <w:rPr>
-                <w:rFonts w:ascii="Aptos" w:hAnsi="Aptos"/>
-                <w:sz w:val="22"/>
-              </w:rPr>
-              <w:t>8. Ocenę stanowi 40% kolokwium z zakresu przyznawania  adresów IP v4 i v 6  , 40%  ćwiczenia praktyczne na urządzeniach Cisco  lub na symulatorze sieci Cisco Packet Tracer  wykonywane w trakcie zajęć, 20% aktywność</w:t>
-            </w:r>
-          </w:p>
-          <w:p>
-            <w:pPr>
-              <w:spacing w:before="20" w:after="20"/>
-            </w:pPr>
-            <w:r>
-              <w:rPr>
-                <w:rFonts w:ascii="Aptos" w:hAnsi="Aptos"/>
-                <w:sz w:val="22"/>
-              </w:rPr>
-              <w:t>9. Ocenę stanowi 45% wyniku uzyskanego na egzaminie,45% ocen otrzymywanych systematycznie w trakcie trwania semestru z tytułu realizacji modułów tematycznych(egzaminycząstkowe), 10% aktywność</w:t>
+              <w:t>2. ocena pracy podczas ćwiczenia</w:t>
             </w:r>
           </w:p>
         </w:tc>
@@ -1954,14 +1867,14 @@
         <w:tblW w:w="5000" w:type="pct"/>
       </w:tblPr>
       <w:tblGrid>
-        <w:gridCol w:w="3324"/>
-        <w:gridCol w:w="3324"/>
-        <w:gridCol w:w="3324"/>
+        <w:gridCol w:w="680"/>
+        <w:gridCol w:w="4536"/>
+        <w:gridCol w:w="4252"/>
       </w:tblGrid>
       <w:tr>
         <w:tc>
           <w:tcPr>
-            <w:tcW w:type="dxa" w:w="9972"/>
+            <w:tcW w:type="dxa" w:w="9468"/>
             <w:gridSpan w:val="3"/>
             <w:shd w:val="clear" w:color="auto" w:fill="D9D9D9"/>
           </w:tcPr>
@@ -1984,7 +1897,7 @@
       <w:tr>
         <w:tc>
           <w:tcPr>
-            <w:tcW w:type="dxa" w:w="3324"/>
+            <w:tcW w:type="dxa" w:w="680"/>
             <w:shd w:val="clear" w:color="auto" w:fill="D9D9D9"/>
           </w:tcPr>
           <w:p>
@@ -2004,7 +1917,7 @@
         </w:tc>
         <w:tc>
           <w:tcPr>
-            <w:tcW w:type="dxa" w:w="3324"/>
+            <w:tcW w:type="dxa" w:w="4536"/>
             <w:shd w:val="clear" w:color="auto" w:fill="D9D9D9"/>
           </w:tcPr>
           <w:p>
@@ -2024,7 +1937,7 @@
         </w:tc>
         <w:tc>
           <w:tcPr>
-            <w:tcW w:type="dxa" w:w="3324"/>
+            <w:tcW w:type="dxa" w:w="4252"/>
             <w:shd w:val="clear" w:color="auto" w:fill="D9D9D9"/>
           </w:tcPr>
           <w:p>
@@ -2046,7 +1959,7 @@
       <w:tr>
         <w:tc>
           <w:tcPr>
-            <w:tcW w:type="dxa" w:w="3324"/>
+            <w:tcW w:type="dxa" w:w="680"/>
           </w:tcPr>
           <w:p>
             <w:pPr>
@@ -2065,7 +1978,7 @@
         </w:tc>
         <w:tc>
           <w:tcPr>
-            <w:tcW w:type="dxa" w:w="3324"/>
+            <w:tcW w:type="dxa" w:w="4536"/>
           </w:tcPr>
           <w:p>
             <w:pPr>
@@ -2084,7 +1997,7 @@
         </w:tc>
         <w:tc>
           <w:tcPr>
-            <w:tcW w:type="dxa" w:w="3324"/>
+            <w:tcW w:type="dxa" w:w="4252"/>
           </w:tcPr>
           <w:p>
             <w:pPr>
@@ -2104,7 +2017,7 @@
       <w:tr>
         <w:tc>
           <w:tcPr>
-            <w:tcW w:type="dxa" w:w="3324"/>
+            <w:tcW w:type="dxa" w:w="680"/>
           </w:tcPr>
           <w:p>
             <w:pPr>
@@ -2123,7 +2036,7 @@
         </w:tc>
         <w:tc>
           <w:tcPr>
-            <w:tcW w:type="dxa" w:w="3324"/>
+            <w:tcW w:type="dxa" w:w="4536"/>
           </w:tcPr>
           <w:p>
             <w:pPr>
@@ -2142,7 +2055,7 @@
         </w:tc>
         <w:tc>
           <w:tcPr>
-            <w:tcW w:type="dxa" w:w="3324"/>
+            <w:tcW w:type="dxa" w:w="4252"/>
           </w:tcPr>
           <w:p>
             <w:pPr>
@@ -2162,7 +2075,7 @@
       <w:tr>
         <w:tc>
           <w:tcPr>
-            <w:tcW w:type="dxa" w:w="3324"/>
+            <w:tcW w:type="dxa" w:w="680"/>
           </w:tcPr>
           <w:p>
             <w:pPr>
@@ -2181,7 +2094,7 @@
         </w:tc>
         <w:tc>
           <w:tcPr>
-            <w:tcW w:type="dxa" w:w="3324"/>
+            <w:tcW w:type="dxa" w:w="4536"/>
           </w:tcPr>
           <w:p>
             <w:pPr>
@@ -2200,7 +2113,7 @@
         </w:tc>
         <w:tc>
           <w:tcPr>
-            <w:tcW w:type="dxa" w:w="3324"/>
+            <w:tcW w:type="dxa" w:w="4252"/>
           </w:tcPr>
           <w:p>
             <w:pPr>
@@ -2220,7 +2133,7 @@
       <w:tr>
         <w:tc>
           <w:tcPr>
-            <w:tcW w:type="dxa" w:w="3324"/>
+            <w:tcW w:type="dxa" w:w="680"/>
           </w:tcPr>
           <w:p>
             <w:pPr>
@@ -2239,7 +2152,7 @@
         </w:tc>
         <w:tc>
           <w:tcPr>
-            <w:tcW w:type="dxa" w:w="3324"/>
+            <w:tcW w:type="dxa" w:w="4536"/>
           </w:tcPr>
           <w:p>
             <w:pPr>
@@ -2258,7 +2171,7 @@
         </w:tc>
         <w:tc>
           <w:tcPr>
-            <w:tcW w:type="dxa" w:w="3324"/>
+            <w:tcW w:type="dxa" w:w="4252"/>
           </w:tcPr>
           <w:p>
             <w:pPr>
@@ -2278,7 +2191,7 @@
       <w:tr>
         <w:tc>
           <w:tcPr>
-            <w:tcW w:type="dxa" w:w="3324"/>
+            <w:tcW w:type="dxa" w:w="680"/>
           </w:tcPr>
           <w:p>
             <w:pPr>
@@ -2297,7 +2210,7 @@
         </w:tc>
         <w:tc>
           <w:tcPr>
-            <w:tcW w:type="dxa" w:w="3324"/>
+            <w:tcW w:type="dxa" w:w="4536"/>
           </w:tcPr>
           <w:p>
             <w:pPr>
@@ -2316,7 +2229,7 @@
         </w:tc>
         <w:tc>
           <w:tcPr>
-            <w:tcW w:type="dxa" w:w="3324"/>
+            <w:tcW w:type="dxa" w:w="4252"/>
           </w:tcPr>
           <w:p>
             <w:pPr>
@@ -2336,7 +2249,7 @@
       <w:tr>
         <w:tc>
           <w:tcPr>
-            <w:tcW w:type="dxa" w:w="3324"/>
+            <w:tcW w:type="dxa" w:w="680"/>
           </w:tcPr>
           <w:p>
             <w:pPr>
@@ -2355,7 +2268,7 @@
         </w:tc>
         <w:tc>
           <w:tcPr>
-            <w:tcW w:type="dxa" w:w="3324"/>
+            <w:tcW w:type="dxa" w:w="4536"/>
           </w:tcPr>
           <w:p>
             <w:pPr>
@@ -2374,7 +2287,7 @@
         </w:tc>
         <w:tc>
           <w:tcPr>
-            <w:tcW w:type="dxa" w:w="3324"/>
+            <w:tcW w:type="dxa" w:w="4252"/>
           </w:tcPr>
           <w:p>
             <w:pPr>
@@ -2394,7 +2307,7 @@
       <w:tr>
         <w:tc>
           <w:tcPr>
-            <w:tcW w:type="dxa" w:w="3324"/>
+            <w:tcW w:type="dxa" w:w="680"/>
           </w:tcPr>
           <w:p>
             <w:pPr>
@@ -2413,7 +2326,7 @@
         </w:tc>
         <w:tc>
           <w:tcPr>
-            <w:tcW w:type="dxa" w:w="3324"/>
+            <w:tcW w:type="dxa" w:w="4536"/>
           </w:tcPr>
           <w:p>
             <w:pPr>
@@ -2432,7 +2345,7 @@
         </w:tc>
         <w:tc>
           <w:tcPr>
-            <w:tcW w:type="dxa" w:w="3324"/>
+            <w:tcW w:type="dxa" w:w="4252"/>
           </w:tcPr>
           <w:p>
             <w:pPr>
@@ -2452,7 +2365,7 @@
       <w:tr>
         <w:tc>
           <w:tcPr>
-            <w:tcW w:type="dxa" w:w="3324"/>
+            <w:tcW w:type="dxa" w:w="680"/>
           </w:tcPr>
           <w:p>
             <w:pPr>
@@ -2471,7 +2384,7 @@
         </w:tc>
         <w:tc>
           <w:tcPr>
-            <w:tcW w:type="dxa" w:w="3324"/>
+            <w:tcW w:type="dxa" w:w="4536"/>
           </w:tcPr>
           <w:p>
             <w:pPr>
@@ -2490,7 +2403,7 @@
         </w:tc>
         <w:tc>
           <w:tcPr>
-            <w:tcW w:type="dxa" w:w="3324"/>
+            <w:tcW w:type="dxa" w:w="4252"/>
           </w:tcPr>
           <w:p>
             <w:pPr>
@@ -2510,7 +2423,7 @@
       <w:tr>
         <w:tc>
           <w:tcPr>
-            <w:tcW w:type="dxa" w:w="3324"/>
+            <w:tcW w:type="dxa" w:w="680"/>
           </w:tcPr>
           <w:p>
             <w:pPr>
@@ -2529,7 +2442,7 @@
         </w:tc>
         <w:tc>
           <w:tcPr>
-            <w:tcW w:type="dxa" w:w="3324"/>
+            <w:tcW w:type="dxa" w:w="4536"/>
           </w:tcPr>
           <w:p>
             <w:pPr>
@@ -2548,7 +2461,7 @@
         </w:tc>
         <w:tc>
           <w:tcPr>
-            <w:tcW w:type="dxa" w:w="3324"/>
+            <w:tcW w:type="dxa" w:w="4252"/>
           </w:tcPr>
           <w:p>
             <w:pPr>
@@ -2568,7 +2481,7 @@
       <w:tr>
         <w:tc>
           <w:tcPr>
-            <w:tcW w:type="dxa" w:w="3324"/>
+            <w:tcW w:type="dxa" w:w="680"/>
           </w:tcPr>
           <w:p>
             <w:pPr>
@@ -2587,7 +2500,7 @@
         </w:tc>
         <w:tc>
           <w:tcPr>
-            <w:tcW w:type="dxa" w:w="3324"/>
+            <w:tcW w:type="dxa" w:w="4536"/>
           </w:tcPr>
           <w:p>
             <w:pPr>
@@ -2606,7 +2519,7 @@
         </w:tc>
         <w:tc>
           <w:tcPr>
-            <w:tcW w:type="dxa" w:w="3324"/>
+            <w:tcW w:type="dxa" w:w="4252"/>
           </w:tcPr>
           <w:p>
             <w:pPr>
@@ -2975,6 +2888,7 @@
                 <w:i w:val="0"/>
                 <w:sz w:val="22"/>
               </w:rPr>
+              <w:t>egzamin pisemny; kolokwium; ocena pracy podczas ćwiczenia</w:t>
             </w:r>
           </w:p>
         </w:tc>
@@ -3032,6 +2946,7 @@
                 <w:i w:val="0"/>
                 <w:sz w:val="22"/>
               </w:rPr>
+              <w:t>egzamin pisemny; kolokwium; ocena pracy podczas ćwiczenia</w:t>
             </w:r>
           </w:p>
         </w:tc>
@@ -3194,6 +3109,7 @@
                 <w:i w:val="0"/>
                 <w:sz w:val="22"/>
               </w:rPr>
+              <w:t>egzamin pisemny; kolokwium; ocena pracy podczas ćwiczenia</w:t>
             </w:r>
           </w:p>
         </w:tc>
@@ -3356,6 +3272,7 @@
                 <w:i w:val="0"/>
                 <w:sz w:val="22"/>
               </w:rPr>
+              <w:t>egzamin pisemny; kolokwium; ocena pracy podczas ćwiczenia</w:t>
             </w:r>
           </w:p>
         </w:tc>
@@ -3413,6 +3330,7 @@
                 <w:i w:val="0"/>
                 <w:sz w:val="22"/>
               </w:rPr>
+              <w:t>egzamin pisemny; kolokwium; ocena pracy podczas ćwiczenia</w:t>
             </w:r>
           </w:p>
         </w:tc>
@@ -3470,6 +3388,7 @@
                 <w:i w:val="0"/>
                 <w:sz w:val="22"/>
               </w:rPr>
+              <w:t>egzamin pisemny; kolokwium; ocena pracy podczas ćwiczenia</w:t>
             </w:r>
           </w:p>
         </w:tc>
@@ -3575,62 +3494,6 @@
                 <w:sz w:val="16"/>
               </w:rPr>
               <w:t>Wyposażenie specjalistyczne konieczne do realizacji przedmiotu</w:t>
-            </w:r>
-          </w:p>
-        </w:tc>
-      </w:tr>
-      <w:tr>
-        <w:tc>
-          <w:tcPr>
-            <w:tcW w:type="dxa" w:w="3324"/>
-          </w:tcPr>
-          <w:p>
-            <w:pPr>
-              <w:spacing w:before="20" w:after="20"/>
-            </w:pPr>
-            <w:r>
-              <w:rPr>
-                <w:rFonts w:ascii="Aptos" w:hAnsi="Aptos"/>
-                <w:b w:val="0"/>
-                <w:i w:val="0"/>
-                <w:sz w:val="22"/>
-              </w:rPr>
-            </w:r>
-          </w:p>
-        </w:tc>
-        <w:tc>
-          <w:tcPr>
-            <w:tcW w:type="dxa" w:w="3324"/>
-          </w:tcPr>
-          <w:p>
-            <w:pPr>
-              <w:spacing w:before="20" w:after="20"/>
-            </w:pPr>
-            <w:r>
-              <w:rPr>
-                <w:rFonts w:ascii="Aptos" w:hAnsi="Aptos"/>
-                <w:b w:val="0"/>
-                <w:i w:val="0"/>
-                <w:sz w:val="22"/>
-              </w:rPr>
-            </w:r>
-          </w:p>
-        </w:tc>
-        <w:tc>
-          <w:tcPr>
-            <w:tcW w:type="dxa" w:w="3324"/>
-          </w:tcPr>
-          <w:p>
-            <w:pPr>
-              <w:spacing w:before="20" w:after="20"/>
-            </w:pPr>
-            <w:r>
-              <w:rPr>
-                <w:rFonts w:ascii="Aptos" w:hAnsi="Aptos"/>
-                <w:b w:val="0"/>
-                <w:i w:val="0"/>
-                <w:sz w:val="22"/>
-              </w:rPr>
             </w:r>
           </w:p>
         </w:tc>

--- a/public/assets/files/stacjonarne/SKOA.docx
+++ b/public/assets/files/stacjonarne/SKOA.docx
@@ -2851,6 +2851,7 @@
                 <w:i w:val="0"/>
                 <w:sz w:val="22"/>
               </w:rPr>
+              <w:t>K_W03</w:t>
             </w:r>
           </w:p>
         </w:tc>
@@ -2888,7 +2889,7 @@
                 <w:i w:val="0"/>
                 <w:sz w:val="22"/>
               </w:rPr>
-              <w:t>egzamin pisemny; kolokwium; ocena pracy podczas ćwiczenia</w:t>
+              <w:t>egzamin pisemny</w:t>
             </w:r>
           </w:p>
         </w:tc>
@@ -2909,6 +2910,7 @@
                 <w:i w:val="0"/>
                 <w:sz w:val="22"/>
               </w:rPr>
+              <w:t>K_W08</w:t>
             </w:r>
           </w:p>
         </w:tc>
@@ -2946,7 +2948,7 @@
                 <w:i w:val="0"/>
                 <w:sz w:val="22"/>
               </w:rPr>
-              <w:t>egzamin pisemny; kolokwium; ocena pracy podczas ćwiczenia</w:t>
+              <w:t>egzamin pisemny</w:t>
             </w:r>
           </w:p>
         </w:tc>
@@ -3072,6 +3074,7 @@
                 <w:i w:val="0"/>
                 <w:sz w:val="22"/>
               </w:rPr>
+              <w:t>K_U14</w:t>
             </w:r>
           </w:p>
         </w:tc>
@@ -3109,7 +3112,7 @@
                 <w:i w:val="0"/>
                 <w:sz w:val="22"/>
               </w:rPr>
-              <w:t>egzamin pisemny; kolokwium; ocena pracy podczas ćwiczenia</w:t>
+              <w:t>kolokwium, ocena pracy podczas ćwiczenia</w:t>
             </w:r>
           </w:p>
         </w:tc>
@@ -3235,6 +3238,7 @@
                 <w:i w:val="0"/>
                 <w:sz w:val="22"/>
               </w:rPr>
+              <w:t>K_K03</w:t>
             </w:r>
           </w:p>
         </w:tc>
@@ -3272,7 +3276,7 @@
                 <w:i w:val="0"/>
                 <w:sz w:val="22"/>
               </w:rPr>
-              <w:t>egzamin pisemny; kolokwium; ocena pracy podczas ćwiczenia</w:t>
+              <w:t>kolokwium, ocena pracy podczas ćwiczenia</w:t>
             </w:r>
           </w:p>
         </w:tc>
@@ -3293,6 +3297,7 @@
                 <w:i w:val="0"/>
                 <w:sz w:val="22"/>
               </w:rPr>
+              <w:t>K_K07</w:t>
             </w:r>
           </w:p>
         </w:tc>
@@ -3330,7 +3335,7 @@
                 <w:i w:val="0"/>
                 <w:sz w:val="22"/>
               </w:rPr>
-              <w:t>egzamin pisemny; kolokwium; ocena pracy podczas ćwiczenia</w:t>
+              <w:t>kolokwium, ocena pracy podczas ćwiczenia</w:t>
             </w:r>
           </w:p>
         </w:tc>
@@ -3351,6 +3356,7 @@
                 <w:i w:val="0"/>
                 <w:sz w:val="22"/>
               </w:rPr>
+              <w:t>K_K08</w:t>
             </w:r>
           </w:p>
         </w:tc>
@@ -3388,7 +3394,7 @@
                 <w:i w:val="0"/>
                 <w:sz w:val="22"/>
               </w:rPr>
-              <w:t>egzamin pisemny; kolokwium; ocena pracy podczas ćwiczenia</w:t>
+              <w:t>kolokwium, ocena pracy podczas ćwiczenia</w:t>
             </w:r>
           </w:p>
         </w:tc>

--- a/public/assets/files/stacjonarne/SKOA.docx
+++ b/public/assets/files/stacjonarne/SKOA.docx
@@ -1868,14 +1868,13 @@
       </w:tblPr>
       <w:tblGrid>
         <w:gridCol w:w="680"/>
-        <w:gridCol w:w="4536"/>
-        <w:gridCol w:w="4252"/>
+        <w:gridCol w:w="8788"/>
       </w:tblGrid>
       <w:tr>
         <w:tc>
           <w:tcPr>
             <w:tcW w:type="dxa" w:w="9468"/>
-            <w:gridSpan w:val="3"/>
+            <w:gridSpan w:val="2"/>
             <w:shd w:val="clear" w:color="auto" w:fill="D9D9D9"/>
           </w:tcPr>
           <w:p>
@@ -1917,7 +1916,7 @@
         </w:tc>
         <w:tc>
           <w:tcPr>
-            <w:tcW w:type="dxa" w:w="4536"/>
+            <w:tcW w:type="dxa" w:w="8788"/>
             <w:shd w:val="clear" w:color="auto" w:fill="D9D9D9"/>
           </w:tcPr>
           <w:p>
@@ -1931,27 +1930,7 @@
                 <w:i w:val="0"/>
                 <w:sz w:val="16"/>
               </w:rPr>
-              <w:t>Wykład</w:t>
-            </w:r>
-          </w:p>
-        </w:tc>
-        <w:tc>
-          <w:tcPr>
-            <w:tcW w:type="dxa" w:w="4252"/>
-            <w:shd w:val="clear" w:color="auto" w:fill="D9D9D9"/>
-          </w:tcPr>
-          <w:p>
-            <w:pPr>
-              <w:spacing w:before="20" w:after="20"/>
-            </w:pPr>
-            <w:r>
-              <w:rPr>
-                <w:rFonts w:ascii="Aptos" w:hAnsi="Aptos"/>
-                <w:b/>
-                <w:i w:val="0"/>
-                <w:sz w:val="16"/>
-              </w:rPr>
-              <w:t>Ćwiczenia / Laboratorium / Pracownia</w:t>
+              <w:t>Treści programowe</w:t>
             </w:r>
           </w:p>
         </w:tc>
@@ -1978,7 +1957,7 @@
         </w:tc>
         <w:tc>
           <w:tcPr>
-            <w:tcW w:type="dxa" w:w="4536"/>
+            <w:tcW w:type="dxa" w:w="8788"/>
           </w:tcPr>
           <w:p>
             <w:pPr>
@@ -1992,24 +1971,6 @@
                 <w:sz w:val="22"/>
               </w:rPr>
               <w:t>Komunikacja w sieci komputerowej , elementy sieci, podziały sieci , podstawowe zjawiska w sieciach komputerowych, modele sieci komputerowych . Cechy współczesnych sieci komputerowych , najnowsze trendy w sieciach komp.</w:t>
-            </w:r>
-          </w:p>
-        </w:tc>
-        <w:tc>
-          <w:tcPr>
-            <w:tcW w:type="dxa" w:w="4252"/>
-          </w:tcPr>
-          <w:p>
-            <w:pPr>
-              <w:spacing w:before="20" w:after="20"/>
-            </w:pPr>
-            <w:r>
-              <w:rPr>
-                <w:rFonts w:ascii="Aptos" w:hAnsi="Aptos"/>
-                <w:b w:val="0"/>
-                <w:i w:val="0"/>
-                <w:sz w:val="22"/>
-              </w:rPr>
             </w:r>
           </w:p>
         </w:tc>
@@ -2036,7 +1997,7 @@
         </w:tc>
         <w:tc>
           <w:tcPr>
-            <w:tcW w:type="dxa" w:w="4536"/>
+            <w:tcW w:type="dxa" w:w="8788"/>
           </w:tcPr>
           <w:p>
             <w:pPr>
@@ -2050,24 +2011,6 @@
                 <w:sz w:val="22"/>
               </w:rPr>
               <w:t>Media sieciowe, rodzaje mediów,  parametry, zastosowanie</w:t>
-            </w:r>
-          </w:p>
-        </w:tc>
-        <w:tc>
-          <w:tcPr>
-            <w:tcW w:type="dxa" w:w="4252"/>
-          </w:tcPr>
-          <w:p>
-            <w:pPr>
-              <w:spacing w:before="20" w:after="20"/>
-            </w:pPr>
-            <w:r>
-              <w:rPr>
-                <w:rFonts w:ascii="Aptos" w:hAnsi="Aptos"/>
-                <w:b w:val="0"/>
-                <w:i w:val="0"/>
-                <w:sz w:val="22"/>
-              </w:rPr>
             </w:r>
           </w:p>
         </w:tc>
@@ -2094,7 +2037,7 @@
         </w:tc>
         <w:tc>
           <w:tcPr>
-            <w:tcW w:type="dxa" w:w="4536"/>
+            <w:tcW w:type="dxa" w:w="8788"/>
           </w:tcPr>
           <w:p>
             <w:pPr>
@@ -2108,24 +2051,6 @@
                 <w:sz w:val="22"/>
               </w:rPr>
               <w:t>Urządzenia sieciowe – ewolucja , charakterystyka, zastosowanie . Metody dostępu do urządzeń sieciowych, hermetyzacja, tryby pracy urządzeń</w:t>
-            </w:r>
-          </w:p>
-        </w:tc>
-        <w:tc>
-          <w:tcPr>
-            <w:tcW w:type="dxa" w:w="4252"/>
-          </w:tcPr>
-          <w:p>
-            <w:pPr>
-              <w:spacing w:before="20" w:after="20"/>
-            </w:pPr>
-            <w:r>
-              <w:rPr>
-                <w:rFonts w:ascii="Aptos" w:hAnsi="Aptos"/>
-                <w:b w:val="0"/>
-                <w:i w:val="0"/>
-                <w:sz w:val="22"/>
-              </w:rPr>
             </w:r>
           </w:p>
         </w:tc>
@@ -2152,7 +2077,7 @@
         </w:tc>
         <w:tc>
           <w:tcPr>
-            <w:tcW w:type="dxa" w:w="4536"/>
+            <w:tcW w:type="dxa" w:w="8788"/>
           </w:tcPr>
           <w:p>
             <w:pPr>
@@ -2166,24 +2091,6 @@
                 <w:sz w:val="22"/>
               </w:rPr>
               <w:t>Technologia Ethernet, ramka Ethernet,  topologie logiczne i fizyczne w sieci LAN, WAN, algorytm CSMA/CD, CSMA/CA , rodzaje transmisji w sieci ( unicast, multicast, broadcast ) ,  protokół MAC, ARP</w:t>
-            </w:r>
-          </w:p>
-        </w:tc>
-        <w:tc>
-          <w:tcPr>
-            <w:tcW w:type="dxa" w:w="4252"/>
-          </w:tcPr>
-          <w:p>
-            <w:pPr>
-              <w:spacing w:before="20" w:after="20"/>
-            </w:pPr>
-            <w:r>
-              <w:rPr>
-                <w:rFonts w:ascii="Aptos" w:hAnsi="Aptos"/>
-                <w:b w:val="0"/>
-                <w:i w:val="0"/>
-                <w:sz w:val="22"/>
-              </w:rPr>
             </w:r>
           </w:p>
         </w:tc>
@@ -2210,7 +2117,7 @@
         </w:tc>
         <w:tc>
           <w:tcPr>
-            <w:tcW w:type="dxa" w:w="4536"/>
+            <w:tcW w:type="dxa" w:w="8788"/>
           </w:tcPr>
           <w:p>
             <w:pPr>
@@ -2224,24 +2131,6 @@
                 <w:sz w:val="22"/>
               </w:rPr>
               <w:t>Anatomia adresu IP v4 , rodzaje  IPv4, rodzaje adresów IPv4   planowanie adresów  sieci wewnątrz organizacji metodą VLSM oraz ze stałą maską.</w:t>
-            </w:r>
-          </w:p>
-        </w:tc>
-        <w:tc>
-          <w:tcPr>
-            <w:tcW w:type="dxa" w:w="4252"/>
-          </w:tcPr>
-          <w:p>
-            <w:pPr>
-              <w:spacing w:before="20" w:after="20"/>
-            </w:pPr>
-            <w:r>
-              <w:rPr>
-                <w:rFonts w:ascii="Aptos" w:hAnsi="Aptos"/>
-                <w:b w:val="0"/>
-                <w:i w:val="0"/>
-                <w:sz w:val="22"/>
-              </w:rPr>
             </w:r>
           </w:p>
         </w:tc>
@@ -2268,7 +2157,7 @@
         </w:tc>
         <w:tc>
           <w:tcPr>
-            <w:tcW w:type="dxa" w:w="4536"/>
+            <w:tcW w:type="dxa" w:w="8788"/>
           </w:tcPr>
           <w:p>
             <w:pPr>
@@ -2282,24 +2171,6 @@
                 <w:sz w:val="22"/>
               </w:rPr>
               <w:t>Anatomia adresu IP v6 , rodzaje  IPv6,  rodzaje adresów IPv6, dynamiczne i statyczne przydzielanie adresów IPv6. Porównanie IPv4 via IPv6, protokół ICMP dla IPv4 via ICMP dla IPv6</w:t>
-            </w:r>
-          </w:p>
-        </w:tc>
-        <w:tc>
-          <w:tcPr>
-            <w:tcW w:type="dxa" w:w="4252"/>
-          </w:tcPr>
-          <w:p>
-            <w:pPr>
-              <w:spacing w:before="20" w:after="20"/>
-            </w:pPr>
-            <w:r>
-              <w:rPr>
-                <w:rFonts w:ascii="Aptos" w:hAnsi="Aptos"/>
-                <w:b w:val="0"/>
-                <w:i w:val="0"/>
-                <w:sz w:val="22"/>
-              </w:rPr>
             </w:r>
           </w:p>
         </w:tc>
@@ -2326,7 +2197,7 @@
         </w:tc>
         <w:tc>
           <w:tcPr>
-            <w:tcW w:type="dxa" w:w="4536"/>
+            <w:tcW w:type="dxa" w:w="8788"/>
           </w:tcPr>
           <w:p>
             <w:pPr>
@@ -2340,24 +2211,6 @@
                 <w:sz w:val="22"/>
               </w:rPr>
               <w:t>Routing statyczny a dynamiczny, tablica routingu hosta, routera, brama domyślna, trasa ostatniej szansy</w:t>
-            </w:r>
-          </w:p>
-        </w:tc>
-        <w:tc>
-          <w:tcPr>
-            <w:tcW w:type="dxa" w:w="4252"/>
-          </w:tcPr>
-          <w:p>
-            <w:pPr>
-              <w:spacing w:before="20" w:after="20"/>
-            </w:pPr>
-            <w:r>
-              <w:rPr>
-                <w:rFonts w:ascii="Aptos" w:hAnsi="Aptos"/>
-                <w:b w:val="0"/>
-                <w:i w:val="0"/>
-                <w:sz w:val="22"/>
-              </w:rPr>
             </w:r>
           </w:p>
         </w:tc>
@@ -2384,7 +2237,7 @@
         </w:tc>
         <w:tc>
           <w:tcPr>
-            <w:tcW w:type="dxa" w:w="4536"/>
+            <w:tcW w:type="dxa" w:w="8788"/>
           </w:tcPr>
           <w:p>
             <w:pPr>
@@ -2398,24 +2251,6 @@
                 <w:sz w:val="22"/>
               </w:rPr>
               <w:t>Obsługa niezawodnej komunikacji TCP, trójstopniowe uzgadnianie, kontrola przepływu, dynamiczne wymiary okien. Protokół TCP a UDP.</w:t>
-            </w:r>
-          </w:p>
-        </w:tc>
-        <w:tc>
-          <w:tcPr>
-            <w:tcW w:type="dxa" w:w="4252"/>
-          </w:tcPr>
-          <w:p>
-            <w:pPr>
-              <w:spacing w:before="20" w:after="20"/>
-            </w:pPr>
-            <w:r>
-              <w:rPr>
-                <w:rFonts w:ascii="Aptos" w:hAnsi="Aptos"/>
-                <w:b w:val="0"/>
-                <w:i w:val="0"/>
-                <w:sz w:val="22"/>
-              </w:rPr>
             </w:r>
           </w:p>
         </w:tc>
@@ -2442,7 +2277,7 @@
         </w:tc>
         <w:tc>
           <w:tcPr>
-            <w:tcW w:type="dxa" w:w="4536"/>
+            <w:tcW w:type="dxa" w:w="8788"/>
           </w:tcPr>
           <w:p>
             <w:pPr>
@@ -2456,24 +2291,6 @@
                 <w:sz w:val="22"/>
               </w:rPr>
               <w:t>Usługi i protokoły warstwy aplikacji ( DNS, HTTP, HTTPS, Telnet, SSH , FTP, DHCP, SMTP, POP3, IMAP, S ) – charakterystyka, wykorzystanie , konfiguracja</w:t>
-            </w:r>
-          </w:p>
-        </w:tc>
-        <w:tc>
-          <w:tcPr>
-            <w:tcW w:type="dxa" w:w="4252"/>
-          </w:tcPr>
-          <w:p>
-            <w:pPr>
-              <w:spacing w:before="20" w:after="20"/>
-            </w:pPr>
-            <w:r>
-              <w:rPr>
-                <w:rFonts w:ascii="Aptos" w:hAnsi="Aptos"/>
-                <w:b w:val="0"/>
-                <w:i w:val="0"/>
-                <w:sz w:val="22"/>
-              </w:rPr>
             </w:r>
           </w:p>
         </w:tc>
@@ -2500,7 +2317,7 @@
         </w:tc>
         <w:tc>
           <w:tcPr>
-            <w:tcW w:type="dxa" w:w="4536"/>
+            <w:tcW w:type="dxa" w:w="8788"/>
           </w:tcPr>
           <w:p>
             <w:pPr>
@@ -2514,24 +2331,6 @@
                 <w:sz w:val="22"/>
               </w:rPr>
               <w:t>Metody zarządzania siecią LAN</w:t>
-            </w:r>
-          </w:p>
-        </w:tc>
-        <w:tc>
-          <w:tcPr>
-            <w:tcW w:type="dxa" w:w="4252"/>
-          </w:tcPr>
-          <w:p>
-            <w:pPr>
-              <w:spacing w:before="20" w:after="20"/>
-            </w:pPr>
-            <w:r>
-              <w:rPr>
-                <w:rFonts w:ascii="Aptos" w:hAnsi="Aptos"/>
-                <w:b w:val="0"/>
-                <w:i w:val="0"/>
-                <w:sz w:val="22"/>
-              </w:rPr>
             </w:r>
           </w:p>
         </w:tc>
